--- a/Docs/Version 3/EN/uMakerAi.Prompts/uMakerAi.Prompts_EN.docx
+++ b/Docs/Version 3/EN/uMakerAi.Prompts/uMakerAi.Prompts_EN.docx
@@ -3901,15 +3901,7 @@
         <w:pStyle w:val="Codigo"/>
       </w:pPr>
       <w:r>
-        <w:t xml:space="preserve">    // Ahora </w:t>
-      </w:r>
-      <w:proofErr w:type="spellStart"/>
-      <w:r>
-        <w:t>PromptFinal</w:t>
-      </w:r>
-      <w:proofErr w:type="spellEnd"/>
-      <w:r>
-        <w:t>contains the complete prompt ready to send to Veo2.</w:t>
+        <w:t xml:space="preserve">    // Now PromptFinalcontains the complete prompt ready to send to Veo2.</w:t>
       </w:r>
     </w:p>
     <w:p>
@@ -4328,15 +4320,7 @@
         <w:pStyle w:val="Codigo"/>
       </w:pPr>
       <w:r>
-        <w:t xml:space="preserve">    // Ahora </w:t>
-      </w:r>
-      <w:proofErr w:type="spellStart"/>
-      <w:r>
-        <w:t>PromptFinal</w:t>
-      </w:r>
-      <w:proofErr w:type="spellEnd"/>
-      <w:r>
-        <w:t>contains the complete prompt ready to send to Veo2.</w:t>
+        <w:t xml:space="preserve">    // Now PromptFinalcontains the complete prompt ready to send to Veo2.</w:t>
       </w:r>
     </w:p>
     <w:p>
@@ -5129,15 +5113,7 @@
         <w:pStyle w:val="Codigo"/>
       </w:pPr>
       <w:r>
-        <w:t xml:space="preserve">  // Ahora </w:t>
-      </w:r>
-      <w:proofErr w:type="spellStart"/>
-      <w:r>
-        <w:t>PromptFinal</w:t>
-      </w:r>
-      <w:proofErr w:type="spellEnd"/>
-      <w:r>
-        <w:t>contains the complete prompt ready to send to the imaging API.</w:t>
+        <w:t xml:space="preserve">  // Now PromptFinalcontains the complete prompt ready to send to the imaging API.</w:t>
       </w:r>
     </w:p>
     <w:p>
@@ -5622,15 +5598,7 @@
         <w:pStyle w:val="Codigo"/>
       </w:pPr>
       <w:r>
-        <w:t xml:space="preserve">    // Ahora </w:t>
-      </w:r>
-      <w:proofErr w:type="spellStart"/>
-      <w:r>
-        <w:t>PromptFinal</w:t>
-      </w:r>
-      <w:proofErr w:type="spellEnd"/>
-      <w:r>
-        <w:t>contains the complete prompt ready to send to the speech generation API.</w:t>
+        <w:t xml:space="preserve">    // Now PromptFinalcontains the complete prompt ready to send to the speech generation API.</w:t>
       </w:r>
     </w:p>
     <w:p>
